--- a/latex/cover_letter.docx
+++ b/latex/cover_letter.docx
@@ -369,56 +369,105 @@
           <w:rFonts w:ascii="Arial" w:hAnsi="Arial" w:eastAsia="Times New Roman" w:cs="Arial"/>
           <w:lang w:val="en-US" w:eastAsia="en-GB"/>
         </w:rPr>
-        <w:t xml:space="preserve">demonstrate </w:t>
-      </w:r>
-      <w:r>
-        <w:rPr>
-          <w:rFonts w:ascii="Arial" w:hAnsi="Arial" w:eastAsia="Times New Roman" w:cs="Arial"/>
-          <w:lang w:val="en-US" w:eastAsia="en-GB"/>
-        </w:rPr>
-        <w:t xml:space="preserve">the efficacy of our approach through an extensive simulation study, showing that it outperforms existing methods in accurately recovering underlying tail dependence structures, and uniquely extends to $d&gt;2$ dimensions. We further illustrate the practical utility of our </w:t>
-      </w:r>
-      <w:r>
-        <w:rPr>
-          <w:rFonts w:ascii="Arial" w:hAnsi="Arial" w:eastAsia="Times New Roman" w:cs="Arial"/>
-          <w:lang w:val="en-US" w:eastAsia="en-GB"/>
-        </w:rPr>
-        <w:t>methodology</w:t>
-      </w:r>
-      <w:r>
-        <w:rPr>
-          <w:rFonts w:ascii="Arial" w:hAnsi="Arial" w:eastAsia="Times New Roman" w:cs="Arial"/>
-          <w:lang w:val="en-US" w:eastAsia="en-GB"/>
-        </w:rPr>
-        <w:t xml:space="preserve"> by applying it to a real-world dataset involving precipitation and wind speed extremes in </w:t>
-      </w:r>
-      <w:r>
-        <w:rPr>
-          <w:rFonts w:ascii="Arial" w:hAnsi="Arial" w:eastAsia="Times New Roman" w:cs="Arial"/>
-          <w:lang w:val="en-US" w:eastAsia="en-GB"/>
-        </w:rPr>
-        <w:t>the Republic of Ireland</w:t>
-      </w:r>
-      <w:r>
-        <w:rPr>
-          <w:rFonts w:ascii="Arial" w:hAnsi="Arial" w:eastAsia="Times New Roman" w:cs="Arial"/>
-          <w:lang w:val="en-US" w:eastAsia="en-GB"/>
-        </w:rPr>
-        <w:t xml:space="preserve">, revealing insightful patterns in the joint extremal </w:t>
-      </w:r>
-      <w:r>
-        <w:rPr>
-          <w:rFonts w:ascii="Arial" w:hAnsi="Arial" w:eastAsia="Times New Roman" w:cs="Arial"/>
-          <w:lang w:val="en-US" w:eastAsia="en-GB"/>
-        </w:rPr>
-        <w:t>behaviour</w:t>
-      </w:r>
-      <w:r>
-        <w:rPr>
-          <w:rFonts w:ascii="Arial" w:hAnsi="Arial" w:eastAsia="Times New Roman" w:cs="Arial"/>
-          <w:lang w:val="en-US" w:eastAsia="en-GB"/>
-        </w:rPr>
-        <w:t xml:space="preserve"> of these environmental variables.</w:t>
+        <w:t>demonstrate</w:t>
+      </w:r>
+      <w:r>
+        <w:rPr>
+          <w:rFonts w:ascii="Arial" w:hAnsi="Arial" w:eastAsia="Times New Roman" w:cs="Arial"/>
+          <w:lang w:val="en-US" w:eastAsia="en-GB"/>
+        </w:rPr>
+        <w:t xml:space="preserve"> </w:t>
+      </w:r>
+      <w:r>
+        <w:rPr>
+          <w:rFonts w:ascii="Arial" w:hAnsi="Arial" w:eastAsia="Times New Roman" w:cs="Arial"/>
+          <w:lang w:val="en-US" w:eastAsia="en-GB"/>
+        </w:rPr>
+        <w:t xml:space="preserve">the efficacy of our approach through an extensive simulation study, showing that it outperforms existing methods in accurately recovering underlying tail dependence structures, and uniquely extends to d&gt;2 dimensions. We further illustrate the practical utility of our </w:t>
+      </w:r>
+      <w:r>
+        <w:rPr>
+          <w:rFonts w:ascii="Arial" w:hAnsi="Arial" w:eastAsia="Times New Roman" w:cs="Arial"/>
+          <w:lang w:val="en-US" w:eastAsia="en-GB"/>
+        </w:rPr>
+        <w:t>m</w:t>
+      </w:r>
+      <w:r>
+        <w:rPr>
+          <w:rFonts w:ascii="Arial" w:hAnsi="Arial" w:eastAsia="Times New Roman" w:cs="Arial"/>
+          <w:lang w:val="en-US" w:eastAsia="en-GB"/>
+        </w:rPr>
+        <w:t>ethodology</w:t>
+      </w:r>
+      <w:r>
+        <w:rPr>
+          <w:rFonts w:ascii="Arial" w:hAnsi="Arial" w:eastAsia="Times New Roman" w:cs="Arial"/>
+          <w:lang w:val="en-US" w:eastAsia="en-GB"/>
+        </w:rPr>
+        <w:t xml:space="preserve"> </w:t>
+      </w:r>
+      <w:r>
+        <w:rPr>
+          <w:rFonts w:ascii="Arial" w:hAnsi="Arial" w:eastAsia="Times New Roman" w:cs="Arial"/>
+          <w:lang w:val="en-US" w:eastAsia="en-GB"/>
+        </w:rPr>
+        <w:t xml:space="preserve">by applying it to a real-world dataset involving precipitation and wind speed extremes in </w:t>
+      </w:r>
+      <w:r>
+        <w:rPr>
+          <w:rFonts w:ascii="Arial" w:hAnsi="Arial" w:eastAsia="Times New Roman" w:cs="Arial"/>
+          <w:lang w:val="en-US" w:eastAsia="en-GB"/>
+        </w:rPr>
+        <w:t>t</w:t>
+      </w:r>
+      <w:r>
+        <w:rPr>
+          <w:rFonts w:ascii="Arial" w:hAnsi="Arial" w:eastAsia="Times New Roman" w:cs="Arial"/>
+          <w:lang w:val="en-US" w:eastAsia="en-GB"/>
+        </w:rPr>
+        <w:t>he Republic of Ireland</w:t>
+      </w:r>
+      <w:r>
+        <w:rPr>
+          <w:rFonts w:ascii="Arial" w:hAnsi="Arial" w:eastAsia="Times New Roman" w:cs="Arial"/>
+          <w:lang w:val="en-US" w:eastAsia="en-GB"/>
+        </w:rPr>
+        <w:t>,</w:t>
+      </w:r>
+      <w:r>
+        <w:rPr>
+          <w:rFonts w:ascii="Arial" w:hAnsi="Arial" w:eastAsia="Times New Roman" w:cs="Arial"/>
+          <w:lang w:val="en-US" w:eastAsia="en-GB"/>
+        </w:rPr>
+        <w:t xml:space="preserve"> revealing insightful patterns in the joint extremal </w:t>
+      </w:r>
+      <w:r>
+        <w:rPr>
+          <w:rFonts w:ascii="Arial" w:hAnsi="Arial" w:eastAsia="Times New Roman" w:cs="Arial"/>
+          <w:lang w:val="en-US" w:eastAsia="en-GB"/>
+        </w:rPr>
+        <w:t>b</w:t>
+      </w:r>
+      <w:r>
+        <w:rPr>
+          <w:rFonts w:ascii="Arial" w:hAnsi="Arial" w:eastAsia="Times New Roman" w:cs="Arial"/>
+          <w:lang w:val="en-US" w:eastAsia="en-GB"/>
+        </w:rPr>
+        <w:t>ehaviour</w:t>
+      </w:r>
+      <w:r>
+        <w:rPr>
+          <w:rFonts w:ascii="Arial" w:hAnsi="Arial" w:eastAsia="Times New Roman" w:cs="Arial"/>
+          <w:lang w:val="en-US" w:eastAsia="en-GB"/>
+        </w:rPr>
+        <w:t xml:space="preserve"> </w:t>
+      </w:r>
+      <w:r>
+        <w:rPr>
+          <w:rFonts w:ascii="Arial" w:hAnsi="Arial" w:eastAsia="Times New Roman" w:cs="Arial"/>
+          <w:lang w:val="en-US" w:eastAsia="en-GB"/>
+        </w:rPr>
+        <w:t>of these environmental variables.</w:t>
       </w:r>
     </w:p>
     <w:p>
